--- a/docx/12-examen-en-blanco/12-examen-en-blanco.docx
+++ b/docx/12-examen-en-blanco/12-examen-en-blanco.docx
@@ -28,7 +28,7 @@
         </w:p>
       </w:sdtContent>
     </w:sdt>
-    <w:bookmarkStart w:id="17" w:name="examen-en-blanco"/>
+    <w:bookmarkStart w:id="18" w:name="examen-en-blanco"/>
     <w:p>
       <w:pPr>
         <w:pStyle w:val="Heading1"/>
@@ -448,7 +448,7 @@
       </w:r>
     </w:p>
     <w:bookmarkEnd w:id="15"/>
-    <w:bookmarkStart w:id="16" w:name="por-dónde-empiezo"/>
+    <w:bookmarkStart w:id="17" w:name="por-dónde-empiezo"/>
     <w:p>
       <w:pPr>
         <w:pStyle w:val="Heading2"/>
@@ -541,12 +541,26 @@
           <w:b/>
           <w:bCs/>
         </w:rPr>
-        <w:t xml:space="preserve">⏭️ Al acabar la unidad, el siguiente del bloque es IA: copiloto de estudio (en preparación).</w:t>
-      </w:r>
-    </w:p>
-    <w:bookmarkEnd w:id="16"/>
+        <w:t xml:space="preserve">⏭️ Al acabar, continúa con la última del bloque 📚 Estudiar:</w:t>
+      </w:r>
+      <w:r>
+        <w:t xml:space="preserve"> </w:t>
+      </w:r>
+      <w:hyperlink r:id="rId16">
+        <w:r>
+          <w:rPr>
+            <w:rStyle w:val="Hyperlink"/>
+          </w:rPr>
+          <w:t xml:space="preserve">IA: copiloto de estudio</w:t>
+        </w:r>
+      </w:hyperlink>
+      <w:r>
+        <w:t xml:space="preserve">.</w:t>
+      </w:r>
+    </w:p>
     <w:bookmarkEnd w:id="17"/>
-    <w:bookmarkStart w:id="24" w:name="tu-examen-en-blanco"/>
+    <w:bookmarkEnd w:id="18"/>
+    <w:bookmarkStart w:id="25" w:name="tu-examen-en-blanco"/>
     <w:p>
       <w:pPr>
         <w:pStyle w:val="Heading1"/>
@@ -610,7 +624,7 @@
         </w:pict>
       </w:r>
     </w:p>
-    <w:bookmarkStart w:id="18" w:name="en-corto"/>
+    <w:bookmarkStart w:id="19" w:name="en-corto"/>
     <w:p>
       <w:pPr>
         <w:pStyle w:val="Heading2"/>
@@ -660,8 +674,8 @@
         </w:pict>
       </w:r>
     </w:p>
-    <w:bookmarkEnd w:id="18"/>
-    <w:bookmarkStart w:id="19" w:name="lo-que-hay-que-saber"/>
+    <w:bookmarkEnd w:id="19"/>
+    <w:bookmarkStart w:id="20" w:name="lo-que-hay-que-saber"/>
     <w:p>
       <w:pPr>
         <w:pStyle w:val="Heading2"/>
@@ -1203,8 +1217,8 @@
         <w:t xml:space="preserve">📝 Eliges, preguntas, lo haces en blanco, corriges en otro color y anotas lo rojo</w:t>
       </w:r>
     </w:p>
-    <w:bookmarkEnd w:id="19"/>
-    <w:bookmarkStart w:id="20" w:name="a-por-ellos"/>
+    <w:bookmarkEnd w:id="20"/>
+    <w:bookmarkStart w:id="21" w:name="a-por-ellos"/>
     <w:p>
       <w:pPr>
         <w:pStyle w:val="Heading2"/>
@@ -1666,8 +1680,8 @@
         </w:pict>
       </w:r>
     </w:p>
-    <w:bookmarkEnd w:id="20"/>
-    <w:bookmarkStart w:id="21" w:name="X895b14017c0cd2d10a13fa893cd8983b94e210c"/>
+    <w:bookmarkEnd w:id="21"/>
+    <w:bookmarkStart w:id="22" w:name="X895b14017c0cd2d10a13fa893cd8983b94e210c"/>
     <w:p>
       <w:pPr>
         <w:pStyle w:val="Heading2"/>
@@ -1715,8 +1729,8 @@
         </w:pict>
       </w:r>
     </w:p>
-    <w:bookmarkEnd w:id="21"/>
-    <w:bookmarkStart w:id="23" w:name="para-el-profe-soluciones-y-pistas"/>
+    <w:bookmarkEnd w:id="22"/>
+    <w:bookmarkStart w:id="24" w:name="para-el-profe-soluciones-y-pistas"/>
     <w:p>
       <w:pPr>
         <w:pStyle w:val="Heading2"/>
@@ -1782,7 +1796,7 @@
       <w:r>
         <w:t xml:space="preserve"> </w:t>
       </w:r>
-      <w:hyperlink r:id="rId22">
+      <w:hyperlink r:id="rId23">
         <w:r>
           <w:rPr>
             <w:rStyle w:val="Hyperlink"/>
@@ -1809,7 +1823,7 @@
       <w:r>
         <w:t xml:space="preserve"> </w:t>
       </w:r>
-      <w:hyperlink r:id="rId22">
+      <w:hyperlink r:id="rId23">
         <w:r>
           <w:rPr>
             <w:rStyle w:val="Hyperlink"/>
@@ -1845,9 +1859,9 @@
         </w:r>
       </w:hyperlink>
     </w:p>
-    <w:bookmarkEnd w:id="23"/>
     <w:bookmarkEnd w:id="24"/>
-    <w:bookmarkStart w:id="30" w:name="el-día-del-examen-real"/>
+    <w:bookmarkEnd w:id="25"/>
+    <w:bookmarkStart w:id="31" w:name="el-día-del-examen-real"/>
     <w:p>
       <w:pPr>
         <w:pStyle w:val="Heading1"/>
@@ -1911,7 +1925,7 @@
         </w:pict>
       </w:r>
     </w:p>
-    <w:bookmarkStart w:id="25" w:name="en-corto-1"/>
+    <w:bookmarkStart w:id="26" w:name="en-corto-1"/>
     <w:p>
       <w:pPr>
         <w:pStyle w:val="Heading2"/>
@@ -1948,8 +1962,8 @@
         </w:pict>
       </w:r>
     </w:p>
-    <w:bookmarkEnd w:id="25"/>
-    <w:bookmarkStart w:id="26" w:name="lo-que-hay-que-saber-1"/>
+    <w:bookmarkEnd w:id="26"/>
+    <w:bookmarkStart w:id="27" w:name="lo-que-hay-que-saber-1"/>
     <w:p>
       <w:pPr>
         <w:pStyle w:val="Heading2"/>
@@ -2321,8 +2335,8 @@
         <w:t xml:space="preserve">⏱️ Leer · fáciles · difíciles · revisar (el tiempo se reparte al empezar)</w:t>
       </w:r>
     </w:p>
-    <w:bookmarkEnd w:id="26"/>
-    <w:bookmarkStart w:id="27" w:name="a-por-ellos-1"/>
+    <w:bookmarkEnd w:id="27"/>
+    <w:bookmarkStart w:id="28" w:name="a-por-ellos-1"/>
     <w:p>
       <w:pPr>
         <w:pStyle w:val="Heading2"/>
@@ -2586,8 +2600,8 @@
         </w:pict>
       </w:r>
     </w:p>
-    <w:bookmarkEnd w:id="27"/>
-    <w:bookmarkStart w:id="28" w:name="X5169b422469880f59335cba2a072fc86c7bdc8c"/>
+    <w:bookmarkEnd w:id="28"/>
+    <w:bookmarkStart w:id="29" w:name="X5169b422469880f59335cba2a072fc86c7bdc8c"/>
     <w:p>
       <w:pPr>
         <w:pStyle w:val="Heading2"/>
@@ -2661,8 +2675,8 @@
         </w:pict>
       </w:r>
     </w:p>
-    <w:bookmarkEnd w:id="28"/>
-    <w:bookmarkStart w:id="29" w:name="para-el-profe-soluciones-y-pistas-1"/>
+    <w:bookmarkEnd w:id="29"/>
+    <w:bookmarkStart w:id="30" w:name="para-el-profe-soluciones-y-pistas-1"/>
     <w:p>
       <w:pPr>
         <w:pStyle w:val="Heading2"/>
@@ -2737,7 +2751,7 @@
       <w:r>
         <w:t xml:space="preserve"> </w:t>
       </w:r>
-      <w:hyperlink r:id="rId22">
+      <w:hyperlink r:id="rId23">
         <w:r>
           <w:rPr>
             <w:rStyle w:val="Hyperlink"/>
@@ -2800,9 +2814,9 @@
         </w:r>
       </w:hyperlink>
     </w:p>
-    <w:bookmarkEnd w:id="29"/>
     <w:bookmarkEnd w:id="30"/>
-    <w:bookmarkStart w:id="40" w:name="juegos-y-retos"/>
+    <w:bookmarkEnd w:id="31"/>
+    <w:bookmarkStart w:id="41" w:name="juegos-y-retos"/>
     <w:p>
       <w:pPr>
         <w:pStyle w:val="Heading1"/>
@@ -2866,7 +2880,7 @@
         </w:pict>
       </w:r>
     </w:p>
-    <w:bookmarkStart w:id="31" w:name="en-corto-2"/>
+    <w:bookmarkStart w:id="32" w:name="en-corto-2"/>
     <w:p>
       <w:pPr>
         <w:pStyle w:val="Heading2"/>
@@ -2903,8 +2917,8 @@
         </w:pict>
       </w:r>
     </w:p>
-    <w:bookmarkEnd w:id="31"/>
-    <w:bookmarkStart w:id="32" w:name="el-fail-de-dani"/>
+    <w:bookmarkEnd w:id="32"/>
+    <w:bookmarkStart w:id="33" w:name="el-fail-de-dani"/>
     <w:p>
       <w:pPr>
         <w:pStyle w:val="Heading2"/>
@@ -3013,8 +3027,8 @@
         </w:pict>
       </w:r>
     </w:p>
-    <w:bookmarkEnd w:id="32"/>
-    <w:bookmarkStart w:id="33" w:name="juego-1-examen-exprés-15-min"/>
+    <w:bookmarkEnd w:id="33"/>
+    <w:bookmarkStart w:id="34" w:name="juego-1-examen-exprés-15-min"/>
     <w:p>
       <w:pPr>
         <w:pStyle w:val="Heading2"/>
@@ -3163,8 +3177,8 @@
         </w:pict>
       </w:r>
     </w:p>
-    <w:bookmarkEnd w:id="33"/>
-    <w:bookmarkStart w:id="34" w:name="juego-2-el-reparto-perfecto-10-min"/>
+    <w:bookmarkEnd w:id="34"/>
+    <w:bookmarkStart w:id="35" w:name="juego-2-el-reparto-perfecto-10-min"/>
     <w:p>
       <w:pPr>
         <w:pStyle w:val="Heading2"/>
@@ -3217,8 +3231,8 @@
         </w:pict>
       </w:r>
     </w:p>
-    <w:bookmarkEnd w:id="34"/>
-    <w:bookmarkStart w:id="35" w:name="juego-3-la-frase-que-te-salva-5-min"/>
+    <w:bookmarkEnd w:id="35"/>
+    <w:bookmarkStart w:id="36" w:name="juego-3-la-frase-que-te-salva-5-min"/>
     <w:p>
       <w:pPr>
         <w:pStyle w:val="Heading2"/>
@@ -3285,8 +3299,8 @@
         </w:pict>
       </w:r>
     </w:p>
-    <w:bookmarkEnd w:id="35"/>
-    <w:bookmarkStart w:id="36" w:name="logros"/>
+    <w:bookmarkEnd w:id="36"/>
+    <w:bookmarkStart w:id="37" w:name="logros"/>
     <w:p>
       <w:pPr>
         <w:pStyle w:val="Heading2"/>
@@ -3511,8 +3525,8 @@
         </w:pict>
       </w:r>
     </w:p>
-    <w:bookmarkEnd w:id="36"/>
-    <w:bookmarkStart w:id="37" w:name="reto-final"/>
+    <w:bookmarkEnd w:id="37"/>
+    <w:bookmarkStart w:id="38" w:name="reto-final"/>
     <w:p>
       <w:pPr>
         <w:pStyle w:val="Heading2"/>
@@ -3653,8 +3667,8 @@
         </w:pict>
       </w:r>
     </w:p>
-    <w:bookmarkEnd w:id="37"/>
-    <w:bookmarkStart w:id="39" w:name="para-el-profe"/>
+    <w:bookmarkEnd w:id="38"/>
+    <w:bookmarkStart w:id="40" w:name="para-el-profe"/>
     <w:p>
       <w:pPr>
         <w:pStyle w:val="Heading2"/>
@@ -3717,7 +3731,7 @@
       <w:r>
         <w:t xml:space="preserve"> </w:t>
       </w:r>
-      <w:hyperlink r:id="rId22">
+      <w:hyperlink r:id="rId23">
         <w:r>
           <w:rPr>
             <w:rStyle w:val="Hyperlink"/>
@@ -3771,7 +3785,7 @@
       <w:r>
         <w:t xml:space="preserve"> </w:t>
       </w:r>
-      <w:hyperlink r:id="rId38">
+      <w:hyperlink r:id="rId39">
         <w:r>
           <w:rPr>
             <w:rStyle w:val="Hyperlink"/>
@@ -3780,8 +3794,8 @@
         </w:r>
       </w:hyperlink>
     </w:p>
-    <w:bookmarkEnd w:id="39"/>
     <w:bookmarkEnd w:id="40"/>
+    <w:bookmarkEnd w:id="41"/>
     <w:sectPr>
       <w:footnotePr>
         <w:numRestart w:val="eachSect"/>

--- a/docx/12-examen-en-blanco/12-examen-en-blanco.docx
+++ b/docx/12-examen-en-blanco/12-examen-en-blanco.docx
@@ -560,7 +560,7 @@
     </w:p>
     <w:bookmarkEnd w:id="17"/>
     <w:bookmarkEnd w:id="18"/>
-    <w:bookmarkStart w:id="25" w:name="tu-examen-en-blanco"/>
+    <w:bookmarkStart w:id="28" w:name="tu-examen-en-blanco"/>
     <w:p>
       <w:pPr>
         <w:pStyle w:val="Heading1"/>
@@ -675,7 +675,7 @@
       </w:r>
     </w:p>
     <w:bookmarkEnd w:id="19"/>
-    <w:bookmarkStart w:id="20" w:name="lo-que-hay-que-saber"/>
+    <w:bookmarkStart w:id="23" w:name="lo-que-hay-que-saber"/>
     <w:p>
       <w:pPr>
         <w:pStyle w:val="Heading2"/>
@@ -1206,19 +1206,61 @@
     </w:p>
     <w:p>
       <w:pPr>
-        <w:pStyle w:val="BodyText"/>
-      </w:pPr>
-    </w:p>
-    <w:p>
-      <w:pPr>
-        <w:pStyle w:val="BodyText"/>
+        <w:pStyle w:val="CaptionedFigure"/>
+      </w:pPr>
+      <w:r>
+        <w:drawing>
+          <wp:inline>
+            <wp:extent cx="5334000" cy="1169979"/>
+            <wp:effectExtent b="0" l="0" r="0" t="0"/>
+            <wp:docPr descr="📝 Eliges, preguntas, lo haces en blanco, corriges en otro color y anotas lo rojo" title="" id="21" name="Picture"/>
+            <a:graphic>
+              <a:graphicData uri="http://schemas.openxmlformats.org/drawingml/2006/picture">
+                <pic:pic>
+                  <pic:nvPicPr>
+                    <pic:cNvPr descr="public/img/12-examen-en-blanco/01-examen-en-blanco.png" id="22" name="Picture"/>
+                    <pic:cNvPicPr>
+                      <a:picLocks noChangeArrowheads="1" noChangeAspect="1"/>
+                    </pic:cNvPicPr>
+                  </pic:nvPicPr>
+                  <pic:blipFill>
+                    <a:blip r:embed="rId20"/>
+                    <a:stretch>
+                      <a:fillRect/>
+                    </a:stretch>
+                  </pic:blipFill>
+                  <pic:spPr bwMode="auto">
+                    <a:xfrm>
+                      <a:off x="0" y="0"/>
+                      <a:ext cx="5334000" cy="1169979"/>
+                    </a:xfrm>
+                    <a:prstGeom prst="rect">
+                      <a:avLst/>
+                    </a:prstGeom>
+                    <a:noFill/>
+                    <a:ln w="9525">
+                      <a:noFill/>
+                      <a:headEnd/>
+                      <a:tailEnd/>
+                    </a:ln>
+                  </pic:spPr>
+                </pic:pic>
+              </a:graphicData>
+            </a:graphic>
+          </wp:inline>
+        </w:drawing>
+      </w:r>
+    </w:p>
+    <w:p>
+      <w:pPr>
+        <w:pStyle w:val="ImageCaption"/>
       </w:pPr>
       <w:r>
         <w:t xml:space="preserve">📝 Eliges, preguntas, lo haces en blanco, corriges en otro color y anotas lo rojo</w:t>
       </w:r>
     </w:p>
-    <w:bookmarkEnd w:id="20"/>
-    <w:bookmarkStart w:id="21" w:name="a-por-ellos"/>
+    <w:bookmarkEnd w:id="23"/>
+    <w:bookmarkStart w:id="24" w:name="a-por-ellos"/>
     <w:p>
       <w:pPr>
         <w:pStyle w:val="Heading2"/>
@@ -1680,8 +1722,8 @@
         </w:pict>
       </w:r>
     </w:p>
-    <w:bookmarkEnd w:id="21"/>
-    <w:bookmarkStart w:id="22" w:name="X895b14017c0cd2d10a13fa893cd8983b94e210c"/>
+    <w:bookmarkEnd w:id="24"/>
+    <w:bookmarkStart w:id="25" w:name="X895b14017c0cd2d10a13fa893cd8983b94e210c"/>
     <w:p>
       <w:pPr>
         <w:pStyle w:val="Heading2"/>
@@ -1729,8 +1771,8 @@
         </w:pict>
       </w:r>
     </w:p>
-    <w:bookmarkEnd w:id="22"/>
-    <w:bookmarkStart w:id="24" w:name="para-el-profe-soluciones-y-pistas"/>
+    <w:bookmarkEnd w:id="25"/>
+    <w:bookmarkStart w:id="27" w:name="para-el-profe-soluciones-y-pistas"/>
     <w:p>
       <w:pPr>
         <w:pStyle w:val="Heading2"/>
@@ -1796,7 +1838,7 @@
       <w:r>
         <w:t xml:space="preserve"> </w:t>
       </w:r>
-      <w:hyperlink r:id="rId23">
+      <w:hyperlink r:id="rId26">
         <w:r>
           <w:rPr>
             <w:rStyle w:val="Hyperlink"/>
@@ -1823,7 +1865,7 @@
       <w:r>
         <w:t xml:space="preserve"> </w:t>
       </w:r>
-      <w:hyperlink r:id="rId23">
+      <w:hyperlink r:id="rId26">
         <w:r>
           <w:rPr>
             <w:rStyle w:val="Hyperlink"/>
@@ -1859,9 +1901,9 @@
         </w:r>
       </w:hyperlink>
     </w:p>
-    <w:bookmarkEnd w:id="24"/>
-    <w:bookmarkEnd w:id="25"/>
-    <w:bookmarkStart w:id="31" w:name="el-día-del-examen-real"/>
+    <w:bookmarkEnd w:id="27"/>
+    <w:bookmarkEnd w:id="28"/>
+    <w:bookmarkStart w:id="37" w:name="el-día-del-examen-real"/>
     <w:p>
       <w:pPr>
         <w:pStyle w:val="Heading1"/>
@@ -1925,7 +1967,7 @@
         </w:pict>
       </w:r>
     </w:p>
-    <w:bookmarkStart w:id="26" w:name="en-corto-1"/>
+    <w:bookmarkStart w:id="29" w:name="en-corto-1"/>
     <w:p>
       <w:pPr>
         <w:pStyle w:val="Heading2"/>
@@ -1962,8 +2004,8 @@
         </w:pict>
       </w:r>
     </w:p>
-    <w:bookmarkEnd w:id="26"/>
-    <w:bookmarkStart w:id="27" w:name="lo-que-hay-que-saber-1"/>
+    <w:bookmarkEnd w:id="29"/>
+    <w:bookmarkStart w:id="33" w:name="lo-que-hay-que-saber-1"/>
     <w:p>
       <w:pPr>
         <w:pStyle w:val="Heading2"/>
@@ -2324,19 +2366,61 @@
     </w:p>
     <w:p>
       <w:pPr>
-        <w:pStyle w:val="BodyText"/>
-      </w:pPr>
-    </w:p>
-    <w:p>
-      <w:pPr>
-        <w:pStyle w:val="BodyText"/>
+        <w:pStyle w:val="CaptionedFigure"/>
+      </w:pPr>
+      <w:r>
+        <w:drawing>
+          <wp:inline>
+            <wp:extent cx="5334000" cy="1397705"/>
+            <wp:effectExtent b="0" l="0" r="0" t="0"/>
+            <wp:docPr descr="⏱️ Leer · fáciles · difíciles · revisar (el tiempo se reparte al empezar)" title="" id="31" name="Picture"/>
+            <a:graphic>
+              <a:graphicData uri="http://schemas.openxmlformats.org/drawingml/2006/picture">
+                <pic:pic>
+                  <pic:nvPicPr>
+                    <pic:cNvPr descr="public/img/12-examen-en-blanco/02-reparto-tiempo.png" id="32" name="Picture"/>
+                    <pic:cNvPicPr>
+                      <a:picLocks noChangeArrowheads="1" noChangeAspect="1"/>
+                    </pic:cNvPicPr>
+                  </pic:nvPicPr>
+                  <pic:blipFill>
+                    <a:blip r:embed="rId30"/>
+                    <a:stretch>
+                      <a:fillRect/>
+                    </a:stretch>
+                  </pic:blipFill>
+                  <pic:spPr bwMode="auto">
+                    <a:xfrm>
+                      <a:off x="0" y="0"/>
+                      <a:ext cx="5334000" cy="1397705"/>
+                    </a:xfrm>
+                    <a:prstGeom prst="rect">
+                      <a:avLst/>
+                    </a:prstGeom>
+                    <a:noFill/>
+                    <a:ln w="9525">
+                      <a:noFill/>
+                      <a:headEnd/>
+                      <a:tailEnd/>
+                    </a:ln>
+                  </pic:spPr>
+                </pic:pic>
+              </a:graphicData>
+            </a:graphic>
+          </wp:inline>
+        </w:drawing>
+      </w:r>
+    </w:p>
+    <w:p>
+      <w:pPr>
+        <w:pStyle w:val="ImageCaption"/>
       </w:pPr>
       <w:r>
         <w:t xml:space="preserve">⏱️ Leer · fáciles · difíciles · revisar (el tiempo se reparte al empezar)</w:t>
       </w:r>
     </w:p>
-    <w:bookmarkEnd w:id="27"/>
-    <w:bookmarkStart w:id="28" w:name="a-por-ellos-1"/>
+    <w:bookmarkEnd w:id="33"/>
+    <w:bookmarkStart w:id="34" w:name="a-por-ellos-1"/>
     <w:p>
       <w:pPr>
         <w:pStyle w:val="Heading2"/>
@@ -2600,8 +2684,8 @@
         </w:pict>
       </w:r>
     </w:p>
-    <w:bookmarkEnd w:id="28"/>
-    <w:bookmarkStart w:id="29" w:name="X5169b422469880f59335cba2a072fc86c7bdc8c"/>
+    <w:bookmarkEnd w:id="34"/>
+    <w:bookmarkStart w:id="35" w:name="X5169b422469880f59335cba2a072fc86c7bdc8c"/>
     <w:p>
       <w:pPr>
         <w:pStyle w:val="Heading2"/>
@@ -2675,8 +2759,8 @@
         </w:pict>
       </w:r>
     </w:p>
-    <w:bookmarkEnd w:id="29"/>
-    <w:bookmarkStart w:id="30" w:name="para-el-profe-soluciones-y-pistas-1"/>
+    <w:bookmarkEnd w:id="35"/>
+    <w:bookmarkStart w:id="36" w:name="para-el-profe-soluciones-y-pistas-1"/>
     <w:p>
       <w:pPr>
         <w:pStyle w:val="Heading2"/>
@@ -2751,7 +2835,7 @@
       <w:r>
         <w:t xml:space="preserve"> </w:t>
       </w:r>
-      <w:hyperlink r:id="rId23">
+      <w:hyperlink r:id="rId26">
         <w:r>
           <w:rPr>
             <w:rStyle w:val="Hyperlink"/>
@@ -2814,9 +2898,9 @@
         </w:r>
       </w:hyperlink>
     </w:p>
-    <w:bookmarkEnd w:id="30"/>
-    <w:bookmarkEnd w:id="31"/>
-    <w:bookmarkStart w:id="41" w:name="juegos-y-retos"/>
+    <w:bookmarkEnd w:id="36"/>
+    <w:bookmarkEnd w:id="37"/>
+    <w:bookmarkStart w:id="47" w:name="juegos-y-retos"/>
     <w:p>
       <w:pPr>
         <w:pStyle w:val="Heading1"/>
@@ -2880,7 +2964,7 @@
         </w:pict>
       </w:r>
     </w:p>
-    <w:bookmarkStart w:id="32" w:name="en-corto-2"/>
+    <w:bookmarkStart w:id="38" w:name="en-corto-2"/>
     <w:p>
       <w:pPr>
         <w:pStyle w:val="Heading2"/>
@@ -2917,8 +3001,8 @@
         </w:pict>
       </w:r>
     </w:p>
-    <w:bookmarkEnd w:id="32"/>
-    <w:bookmarkStart w:id="33" w:name="el-fail-de-dani"/>
+    <w:bookmarkEnd w:id="38"/>
+    <w:bookmarkStart w:id="39" w:name="el-fail-de-dani"/>
     <w:p>
       <w:pPr>
         <w:pStyle w:val="Heading2"/>
@@ -3027,8 +3111,8 @@
         </w:pict>
       </w:r>
     </w:p>
-    <w:bookmarkEnd w:id="33"/>
-    <w:bookmarkStart w:id="34" w:name="juego-1-examen-exprés-15-min"/>
+    <w:bookmarkEnd w:id="39"/>
+    <w:bookmarkStart w:id="40" w:name="juego-1-examen-exprés-15-min"/>
     <w:p>
       <w:pPr>
         <w:pStyle w:val="Heading2"/>
@@ -3177,8 +3261,8 @@
         </w:pict>
       </w:r>
     </w:p>
-    <w:bookmarkEnd w:id="34"/>
-    <w:bookmarkStart w:id="35" w:name="juego-2-el-reparto-perfecto-10-min"/>
+    <w:bookmarkEnd w:id="40"/>
+    <w:bookmarkStart w:id="41" w:name="juego-2-el-reparto-perfecto-10-min"/>
     <w:p>
       <w:pPr>
         <w:pStyle w:val="Heading2"/>
@@ -3231,8 +3315,8 @@
         </w:pict>
       </w:r>
     </w:p>
-    <w:bookmarkEnd w:id="35"/>
-    <w:bookmarkStart w:id="36" w:name="juego-3-la-frase-que-te-salva-5-min"/>
+    <w:bookmarkEnd w:id="41"/>
+    <w:bookmarkStart w:id="42" w:name="juego-3-la-frase-que-te-salva-5-min"/>
     <w:p>
       <w:pPr>
         <w:pStyle w:val="Heading2"/>
@@ -3299,8 +3383,8 @@
         </w:pict>
       </w:r>
     </w:p>
-    <w:bookmarkEnd w:id="36"/>
-    <w:bookmarkStart w:id="37" w:name="logros"/>
+    <w:bookmarkEnd w:id="42"/>
+    <w:bookmarkStart w:id="43" w:name="logros"/>
     <w:p>
       <w:pPr>
         <w:pStyle w:val="Heading2"/>
@@ -3525,8 +3609,8 @@
         </w:pict>
       </w:r>
     </w:p>
-    <w:bookmarkEnd w:id="37"/>
-    <w:bookmarkStart w:id="38" w:name="reto-final"/>
+    <w:bookmarkEnd w:id="43"/>
+    <w:bookmarkStart w:id="44" w:name="reto-final"/>
     <w:p>
       <w:pPr>
         <w:pStyle w:val="Heading2"/>
@@ -3667,8 +3751,8 @@
         </w:pict>
       </w:r>
     </w:p>
-    <w:bookmarkEnd w:id="38"/>
-    <w:bookmarkStart w:id="40" w:name="para-el-profe"/>
+    <w:bookmarkEnd w:id="44"/>
+    <w:bookmarkStart w:id="46" w:name="para-el-profe"/>
     <w:p>
       <w:pPr>
         <w:pStyle w:val="Heading2"/>
@@ -3731,7 +3815,7 @@
       <w:r>
         <w:t xml:space="preserve"> </w:t>
       </w:r>
-      <w:hyperlink r:id="rId23">
+      <w:hyperlink r:id="rId26">
         <w:r>
           <w:rPr>
             <w:rStyle w:val="Hyperlink"/>
@@ -3785,7 +3869,7 @@
       <w:r>
         <w:t xml:space="preserve"> </w:t>
       </w:r>
-      <w:hyperlink r:id="rId39">
+      <w:hyperlink r:id="rId45">
         <w:r>
           <w:rPr>
             <w:rStyle w:val="Hyperlink"/>
@@ -3794,8 +3878,8 @@
         </w:r>
       </w:hyperlink>
     </w:p>
-    <w:bookmarkEnd w:id="40"/>
-    <w:bookmarkEnd w:id="41"/>
+    <w:bookmarkEnd w:id="46"/>
+    <w:bookmarkEnd w:id="47"/>
     <w:sectPr>
       <w:footnotePr>
         <w:numRestart w:val="eachSect"/>
